--- a/funeraria/media/cenas2 - update/teste_iiPKxLd.docx
+++ b/funeraria/media/cenas2 - update/teste_iiPKxLd.docx
@@ -25,7 +25,7 @@
           <w:sz w:val="22"/>
           <w:shd w:fill="auto" w:val="clear"/>
         </w:rPr>
-        <w:t xml:space="preserve">{{ name_updated }} e {{ last_update }} </w:t>
+        <w:t xml:space="preserve">{{ name_1 }} e {{ last_update_1 }} </w:t>
       </w:r>
     </w:p>
   </w:body>
